--- a/הַסֵּפֶר/הַתּוֹרָה/01 בראשית/40 בראשית מ.docx
+++ b/הַסֵּפֶר/הַתּוֹרָה/01 בראשית/40 בראשית מ.docx
@@ -41,7 +41,7 @@
           <w:pgNumType w:start="1"/>
         </w:sectPr>
       </w:pPr>
-      <w:bookmarkStart w:colFirst="0" w:colLast="0" w:name="_sq8vra3hz6k3" w:id="0"/>
+      <w:bookmarkStart w:colFirst="0" w:colLast="0" w:name="_4f3x2n8mju7d" w:id="0"/>
       <w:bookmarkEnd w:id="0"/>
       <w:r>
         <w:rPr>

--- a/הַסֵּפֶר/הַתּוֹרָה/01 בראשית/40 בראשית מ.docx
+++ b/הַסֵּפֶר/הַתּוֹרָה/01 בראשית/40 בראשית מ.docx
@@ -41,7 +41,7 @@
           <w:pgNumType w:start="1"/>
         </w:sectPr>
       </w:pPr>
-      <w:bookmarkStart w:colFirst="0" w:colLast="0" w:name="_4f3x2n8mju7d" w:id="0"/>
+      <w:bookmarkStart w:colFirst="0" w:colLast="0" w:name="_jv2qvea5skqj" w:id="0"/>
       <w:bookmarkEnd w:id="0"/>
       <w:r>
         <w:rPr>

--- a/הַסֵּפֶר/הַתּוֹרָה/01 בראשית/40 בראשית מ.docx
+++ b/הַסֵּפֶר/הַתּוֹרָה/01 בראשית/40 בראשית מ.docx
@@ -41,7 +41,7 @@
           <w:pgNumType w:start="1"/>
         </w:sectPr>
       </w:pPr>
-      <w:bookmarkStart w:colFirst="0" w:colLast="0" w:name="_jv2qvea5skqj" w:id="0"/>
+      <w:bookmarkStart w:colFirst="0" w:colLast="0" w:name="_knk58g2wpgif" w:id="0"/>
       <w:bookmarkEnd w:id="0"/>
       <w:r>
         <w:rPr>
